--- a/public/tours/international/europe/itineraries/7 Days London Explorer.docx
+++ b/public/tours/international/europe/itineraries/7 Days London Explorer.docx
@@ -1,6 +1,6 @@
 
 <file path=word/document.xml><?xml version="1.0" encoding="utf-8"?>
-<w:document xmlns:wpc="http://schemas.microsoft.com/office/word/2010/wordprocessingCanvas" xmlns:cx="http://schemas.microsoft.com/office/drawing/2014/chartex" xmlns:cx1="http://schemas.microsoft.com/office/drawing/2015/9/8/chartex" xmlns:cx2="http://schemas.microsoft.com/office/drawing/2015/10/21/chartex" xmlns:cx3="http://schemas.microsoft.com/office/drawing/2016/5/9/chartex" xmlns:cx4="http://schemas.microsoft.com/office/drawing/2016/5/10/chartex" xmlns:cx5="http://schemas.microsoft.com/office/drawing/2016/5/11/chartex" xmlns:cx6="http://schemas.microsoft.com/office/drawing/2016/5/12/chartex" xmlns:cx7="http://schemas.microsoft.com/office/drawing/2016/5/13/chartex" xmlns:cx8="http://schemas.microsoft.com/office/drawing/2016/5/14/chartex" xmlns:mc="http://schemas.openxmlformats.org/markup-compatibility/2006" xmlns:aink="http://schemas.microsoft.com/office/drawing/2016/ink" xmlns:am3d="http://schemas.microsoft.com/office/drawing/2017/model3d" xmlns:o="urn:schemas-microsoft-com:office:office" xmlns:oel="http://schemas.microsoft.com/office/2019/extlst" xmlns:r="http://schemas.openxmlformats.org/officeDocument/2006/relationships" xmlns:m="http://schemas.openxmlformats.org/officeDocument/2006/math" xmlns:v="urn:schemas-microsoft-com:vml" xmlns:wp14="http://schemas.microsoft.com/office/word/2010/wordprocessingDrawing" xmlns:wp="http://schemas.openxmlformats.org/drawingml/2006/wordprocessingDrawing" xmlns:w10="urn:schemas-microsoft-com:office:word" xmlns:w="http://schemas.openxmlformats.org/wordprocessingml/2006/main" xmlns:w14="http://schemas.microsoft.com/office/word/2010/wordml" xmlns:w15="http://schemas.microsoft.com/office/word/2012/wordml" xmlns:w16cex="http://schemas.microsoft.com/office/word/2018/wordml/cex" xmlns:w16cid="http://schemas.microsoft.com/office/word/2016/wordml/cid" xmlns:w16="http://schemas.microsoft.com/office/word/2018/wordml" xmlns:w16du="http://schemas.microsoft.com/office/word/2023/wordml/word16du" xmlns:w16sdtdh="http://schemas.microsoft.com/office/word/2020/wordml/sdtdatahash" xmlns:w16sdtfl="http://schemas.microsoft.com/office/word/2024/wordml/sdtformatlock" xmlns:w16se="http://schemas.microsoft.com/office/word/2015/wordml/symex" xmlns:wpg="http://schemas.microsoft.com/office/word/2010/wordprocessingGroup" xmlns:wpi="http://schemas.microsoft.com/office/word/2010/wordprocessingInk" xmlns:wne="http://schemas.microsoft.com/office/word/2006/wordml" xmlns:wps="http://schemas.microsoft.com/office/word/2010/wordprocessingShape" mc:Ignorable="w14 w15 w16se w16cid w16 w16cex w16sdtdh w16sdtfl w16du wp14">
+<w:document xmlns:wpc="http://schemas.microsoft.com/office/word/2010/wordprocessingCanvas" xmlns:cx="http://schemas.microsoft.com/office/drawing/2014/chartex" xmlns:cx1="http://schemas.microsoft.com/office/drawing/2015/9/8/chartex" xmlns:cx2="http://schemas.microsoft.com/office/drawing/2015/10/21/chartex" xmlns:cx3="http://schemas.microsoft.com/office/drawing/2016/5/9/chartex" xmlns:cx4="http://schemas.microsoft.com/office/drawing/2016/5/10/chartex" xmlns:cx5="http://schemas.microsoft.com/office/drawing/2016/5/11/chartex" xmlns:cx6="http://schemas.microsoft.com/office/drawing/2016/5/12/chartex" xmlns:cx7="http://schemas.microsoft.com/office/drawing/2016/5/13/chartex" xmlns:cx8="http://schemas.microsoft.com/office/drawing/2016/5/14/chartex" xmlns:mc="http://schemas.openxmlformats.org/markup-compatibility/2006" xmlns:aink="http://schemas.microsoft.com/office/drawing/2016/ink" xmlns:am3d="http://schemas.microsoft.com/office/drawing/2017/model3d" xmlns:o="urn:schemas-microsoft-com:office:office" xmlns:r="http://schemas.openxmlformats.org/officeDocument/2006/relationships" xmlns:m="http://schemas.openxmlformats.org/officeDocument/2006/math" xmlns:v="urn:schemas-microsoft-com:vml" xmlns:wp14="http://schemas.microsoft.com/office/word/2010/wordprocessingDrawing" xmlns:wp="http://schemas.openxmlformats.org/drawingml/2006/wordprocessingDrawing" xmlns:w10="urn:schemas-microsoft-com:office:word" xmlns:w="http://schemas.openxmlformats.org/wordprocessingml/2006/main" xmlns:w14="http://schemas.microsoft.com/office/word/2010/wordml" xmlns:w15="http://schemas.microsoft.com/office/word/2012/wordml" xmlns:w16cid="http://schemas.microsoft.com/office/word/2016/wordml/cid" xmlns:w16se="http://schemas.microsoft.com/office/word/2015/wordml/symex" xmlns:wpg="http://schemas.microsoft.com/office/word/2010/wordprocessingGroup" xmlns:wpi="http://schemas.microsoft.com/office/word/2010/wordprocessingInk" xmlns:wne="http://schemas.microsoft.com/office/word/2006/wordml" xmlns:wps="http://schemas.microsoft.com/office/word/2010/wordprocessingShape" mc:Ignorable="w14 w15 w16se w16cid wp14">
   <w:body>
     <w:p>
       <w:r>
@@ -225,7 +225,7 @@
       </w:pPr>
       <w:r>
         <w:pict w14:anchorId="3722F914">
-          <v:rect id="_x0000_i1041" style="width:0;height:1.5pt" o:hralign="center" o:hrstd="t" o:hr="t" fillcolor="#a0a0a0" stroked="f"/>
+          <v:rect id="_x0000_i1027" style="width:0;height:1.5pt" o:hralign="center" o:hrstd="t" o:hr="t" fillcolor="#a0a0a0" stroked="f"/>
         </w:pict>
       </w:r>
       <w:r>
@@ -442,7 +442,7 @@
     <w:p>
       <w:r>
         <w:pict w14:anchorId="5B752790">
-          <v:rect id="_x0000_i1036" style="width:0;height:1.5pt" o:hralign="center" o:hrstd="t" o:hr="t" fillcolor="#a0a0a0" stroked="f"/>
+          <v:rect id="_x0000_i1035" style="width:0;height:1.5pt" o:hralign="center" o:hrstd="t" o:hr="t" fillcolor="#a0a0a0" stroked="f"/>
         </w:pict>
       </w:r>
     </w:p>
@@ -469,12 +469,12 @@
         </w:numPr>
         <w:spacing w:after="0"/>
       </w:pPr>
+      <w:bookmarkStart w:id="0" w:name="_GoBack"/>
       <w:r>
         <w:t xml:space="preserve">Based on </w:t>
       </w:r>
       <w:r>
         <w:rPr>
-          <w:b/>
           <w:bCs/>
         </w:rPr>
         <w:t>04 Adults (Double Sharing)</w:t>
@@ -496,7 +496,6 @@
       </w:r>
       <w:r>
         <w:rPr>
-          <w:b/>
           <w:bCs/>
         </w:rPr>
         <w:t>travel dates &amp; availability</w:t>
@@ -518,7 +517,6 @@
       </w:r>
       <w:r>
         <w:rPr>
-          <w:b/>
           <w:bCs/>
         </w:rPr>
         <w:t>hotel stay, private vehicle, sightseeing &amp; tickets</w:t>
@@ -527,10 +525,11 @@
         <w:t xml:space="preserve"> </w:t>
       </w:r>
     </w:p>
+    <w:bookmarkEnd w:id="0"/>
     <w:p>
       <w:r>
         <w:pict w14:anchorId="0607B305">
-          <v:rect id="_x0000_i1037" style="width:0;height:1.5pt" o:hralign="center" o:hrstd="t" o:hr="t" fillcolor="#a0a0a0" stroked="f"/>
+          <v:rect id="_x0000_i1036" style="width:0;height:1.5pt" o:hralign="center" o:hrstd="t" o:hr="t" fillcolor="#a0a0a0" stroked="f"/>
         </w:pict>
       </w:r>
     </w:p>
@@ -682,7 +681,7 @@
     <w:p>
       <w:r>
         <w:pict w14:anchorId="2509C8C2">
-          <v:rect id="_x0000_i1038" style="width:0;height:1.5pt" o:hralign="center" o:hrstd="t" o:hr="t" fillcolor="#a0a0a0" stroked="f"/>
+          <v:rect id="_x0000_i1037" style="width:0;height:1.5pt" o:hralign="center" o:hrstd="t" o:hr="t" fillcolor="#a0a0a0" stroked="f"/>
         </w:pict>
       </w:r>
     </w:p>
@@ -801,7 +800,7 @@
     <w:p>
       <w:r>
         <w:pict w14:anchorId="03678988">
-          <v:rect id="_x0000_i1039" style="width:0;height:1.5pt" o:hralign="center" o:hrstd="t" o:hr="t" fillcolor="#a0a0a0" stroked="f"/>
+          <v:rect id="_x0000_i1038" style="width:0;height:1.5pt" o:hralign="center" o:hrstd="t" o:hr="t" fillcolor="#a0a0a0" stroked="f"/>
         </w:pict>
       </w:r>
     </w:p>
@@ -837,7 +836,7 @@
 </file>
 
 <file path=word/endnotes.xml><?xml version="1.0" encoding="utf-8"?>
-<w:endnotes xmlns:wpc="http://schemas.microsoft.com/office/word/2010/wordprocessingCanvas" xmlns:cx="http://schemas.microsoft.com/office/drawing/2014/chartex" xmlns:cx1="http://schemas.microsoft.com/office/drawing/2015/9/8/chartex" xmlns:cx2="http://schemas.microsoft.com/office/drawing/2015/10/21/chartex" xmlns:cx3="http://schemas.microsoft.com/office/drawing/2016/5/9/chartex" xmlns:cx4="http://schemas.microsoft.com/office/drawing/2016/5/10/chartex" xmlns:cx5="http://schemas.microsoft.com/office/drawing/2016/5/11/chartex" xmlns:cx6="http://schemas.microsoft.com/office/drawing/2016/5/12/chartex" xmlns:cx7="http://schemas.microsoft.com/office/drawing/2016/5/13/chartex" xmlns:cx8="http://schemas.microsoft.com/office/drawing/2016/5/14/chartex" xmlns:mc="http://schemas.openxmlformats.org/markup-compatibility/2006" xmlns:aink="http://schemas.microsoft.com/office/drawing/2016/ink" xmlns:am3d="http://schemas.microsoft.com/office/drawing/2017/model3d" xmlns:o="urn:schemas-microsoft-com:office:office" xmlns:oel="http://schemas.microsoft.com/office/2019/extlst" xmlns:r="http://schemas.openxmlformats.org/officeDocument/2006/relationships" xmlns:m="http://schemas.openxmlformats.org/officeDocument/2006/math" xmlns:v="urn:schemas-microsoft-com:vml" xmlns:wp14="http://schemas.microsoft.com/office/word/2010/wordprocessingDrawing" xmlns:wp="http://schemas.openxmlformats.org/drawingml/2006/wordprocessingDrawing" xmlns:w10="urn:schemas-microsoft-com:office:word" xmlns:w="http://schemas.openxmlformats.org/wordprocessingml/2006/main" xmlns:w14="http://schemas.microsoft.com/office/word/2010/wordml" xmlns:w15="http://schemas.microsoft.com/office/word/2012/wordml" xmlns:w16cex="http://schemas.microsoft.com/office/word/2018/wordml/cex" xmlns:w16cid="http://schemas.microsoft.com/office/word/2016/wordml/cid" xmlns:w16="http://schemas.microsoft.com/office/word/2018/wordml" xmlns:w16du="http://schemas.microsoft.com/office/word/2023/wordml/word16du" xmlns:w16sdtdh="http://schemas.microsoft.com/office/word/2020/wordml/sdtdatahash" xmlns:w16sdtfl="http://schemas.microsoft.com/office/word/2024/wordml/sdtformatlock" xmlns:w16se="http://schemas.microsoft.com/office/word/2015/wordml/symex" xmlns:wpg="http://schemas.microsoft.com/office/word/2010/wordprocessingGroup" xmlns:wpi="http://schemas.microsoft.com/office/word/2010/wordprocessingInk" xmlns:wne="http://schemas.microsoft.com/office/word/2006/wordml" xmlns:wps="http://schemas.microsoft.com/office/word/2010/wordprocessingShape" mc:Ignorable="w14 w15 w16se w16cid w16 w16cex w16sdtdh w16sdtfl w16du wp14">
+<w:endnotes xmlns:wpc="http://schemas.microsoft.com/office/word/2010/wordprocessingCanvas" xmlns:cx="http://schemas.microsoft.com/office/drawing/2014/chartex" xmlns:cx1="http://schemas.microsoft.com/office/drawing/2015/9/8/chartex" xmlns:cx2="http://schemas.microsoft.com/office/drawing/2015/10/21/chartex" xmlns:cx3="http://schemas.microsoft.com/office/drawing/2016/5/9/chartex" xmlns:cx4="http://schemas.microsoft.com/office/drawing/2016/5/10/chartex" xmlns:cx5="http://schemas.microsoft.com/office/drawing/2016/5/11/chartex" xmlns:cx6="http://schemas.microsoft.com/office/drawing/2016/5/12/chartex" xmlns:cx7="http://schemas.microsoft.com/office/drawing/2016/5/13/chartex" xmlns:cx8="http://schemas.microsoft.com/office/drawing/2016/5/14/chartex" xmlns:mc="http://schemas.openxmlformats.org/markup-compatibility/2006" xmlns:aink="http://schemas.microsoft.com/office/drawing/2016/ink" xmlns:am3d="http://schemas.microsoft.com/office/drawing/2017/model3d" xmlns:o="urn:schemas-microsoft-com:office:office" xmlns:r="http://schemas.openxmlformats.org/officeDocument/2006/relationships" xmlns:m="http://schemas.openxmlformats.org/officeDocument/2006/math" xmlns:v="urn:schemas-microsoft-com:vml" xmlns:wp14="http://schemas.microsoft.com/office/word/2010/wordprocessingDrawing" xmlns:wp="http://schemas.openxmlformats.org/drawingml/2006/wordprocessingDrawing" xmlns:w10="urn:schemas-microsoft-com:office:word" xmlns:w="http://schemas.openxmlformats.org/wordprocessingml/2006/main" xmlns:w14="http://schemas.microsoft.com/office/word/2010/wordml" xmlns:w15="http://schemas.microsoft.com/office/word/2012/wordml" xmlns:w16cid="http://schemas.microsoft.com/office/word/2016/wordml/cid" xmlns:w16se="http://schemas.microsoft.com/office/word/2015/wordml/symex" xmlns:wpg="http://schemas.microsoft.com/office/word/2010/wordprocessingGroup" xmlns:wpi="http://schemas.microsoft.com/office/word/2010/wordprocessingInk" xmlns:wne="http://schemas.microsoft.com/office/word/2006/wordml" xmlns:wps="http://schemas.microsoft.com/office/word/2010/wordprocessingShape" mc:Ignorable="w14 w15 w16se w16cid wp14">
   <w:endnote w:type="separator" w:id="-1">
     <w:p>
       <w:pPr>
@@ -862,7 +861,7 @@
 </file>
 
 <file path=word/footer1.xml><?xml version="1.0" encoding="utf-8"?>
-<w:ftr xmlns:wpc="http://schemas.microsoft.com/office/word/2010/wordprocessingCanvas" xmlns:cx="http://schemas.microsoft.com/office/drawing/2014/chartex" xmlns:cx1="http://schemas.microsoft.com/office/drawing/2015/9/8/chartex" xmlns:cx2="http://schemas.microsoft.com/office/drawing/2015/10/21/chartex" xmlns:cx3="http://schemas.microsoft.com/office/drawing/2016/5/9/chartex" xmlns:cx4="http://schemas.microsoft.com/office/drawing/2016/5/10/chartex" xmlns:cx5="http://schemas.microsoft.com/office/drawing/2016/5/11/chartex" xmlns:cx6="http://schemas.microsoft.com/office/drawing/2016/5/12/chartex" xmlns:cx7="http://schemas.microsoft.com/office/drawing/2016/5/13/chartex" xmlns:cx8="http://schemas.microsoft.com/office/drawing/2016/5/14/chartex" xmlns:mc="http://schemas.openxmlformats.org/markup-compatibility/2006" xmlns:aink="http://schemas.microsoft.com/office/drawing/2016/ink" xmlns:am3d="http://schemas.microsoft.com/office/drawing/2017/model3d" xmlns:o="urn:schemas-microsoft-com:office:office" xmlns:oel="http://schemas.microsoft.com/office/2019/extlst" xmlns:r="http://schemas.openxmlformats.org/officeDocument/2006/relationships" xmlns:m="http://schemas.openxmlformats.org/officeDocument/2006/math" xmlns:v="urn:schemas-microsoft-com:vml" xmlns:wp14="http://schemas.microsoft.com/office/word/2010/wordprocessingDrawing" xmlns:wp="http://schemas.openxmlformats.org/drawingml/2006/wordprocessingDrawing" xmlns:w10="urn:schemas-microsoft-com:office:word" xmlns:w="http://schemas.openxmlformats.org/wordprocessingml/2006/main" xmlns:w14="http://schemas.microsoft.com/office/word/2010/wordml" xmlns:w15="http://schemas.microsoft.com/office/word/2012/wordml" xmlns:w16cex="http://schemas.microsoft.com/office/word/2018/wordml/cex" xmlns:w16cid="http://schemas.microsoft.com/office/word/2016/wordml/cid" xmlns:w16="http://schemas.microsoft.com/office/word/2018/wordml" xmlns:w16du="http://schemas.microsoft.com/office/word/2023/wordml/word16du" xmlns:w16sdtdh="http://schemas.microsoft.com/office/word/2020/wordml/sdtdatahash" xmlns:w16sdtfl="http://schemas.microsoft.com/office/word/2024/wordml/sdtformatlock" xmlns:w16se="http://schemas.microsoft.com/office/word/2015/wordml/symex" xmlns:wpg="http://schemas.microsoft.com/office/word/2010/wordprocessingGroup" xmlns:wpi="http://schemas.microsoft.com/office/word/2010/wordprocessingInk" xmlns:wne="http://schemas.microsoft.com/office/word/2006/wordml" xmlns:wps="http://schemas.microsoft.com/office/word/2010/wordprocessingShape" mc:Ignorable="w14 w15 w16se w16cid w16 w16cex w16sdtdh w16sdtfl w16du wp14">
+<w:ftr xmlns:wpc="http://schemas.microsoft.com/office/word/2010/wordprocessingCanvas" xmlns:cx="http://schemas.microsoft.com/office/drawing/2014/chartex" xmlns:cx1="http://schemas.microsoft.com/office/drawing/2015/9/8/chartex" xmlns:cx2="http://schemas.microsoft.com/office/drawing/2015/10/21/chartex" xmlns:cx3="http://schemas.microsoft.com/office/drawing/2016/5/9/chartex" xmlns:cx4="http://schemas.microsoft.com/office/drawing/2016/5/10/chartex" xmlns:cx5="http://schemas.microsoft.com/office/drawing/2016/5/11/chartex" xmlns:cx6="http://schemas.microsoft.com/office/drawing/2016/5/12/chartex" xmlns:cx7="http://schemas.microsoft.com/office/drawing/2016/5/13/chartex" xmlns:cx8="http://schemas.microsoft.com/office/drawing/2016/5/14/chartex" xmlns:mc="http://schemas.openxmlformats.org/markup-compatibility/2006" xmlns:aink="http://schemas.microsoft.com/office/drawing/2016/ink" xmlns:am3d="http://schemas.microsoft.com/office/drawing/2017/model3d" xmlns:o="urn:schemas-microsoft-com:office:office" xmlns:r="http://schemas.openxmlformats.org/officeDocument/2006/relationships" xmlns:m="http://schemas.openxmlformats.org/officeDocument/2006/math" xmlns:v="urn:schemas-microsoft-com:vml" xmlns:wp14="http://schemas.microsoft.com/office/word/2010/wordprocessingDrawing" xmlns:wp="http://schemas.openxmlformats.org/drawingml/2006/wordprocessingDrawing" xmlns:w10="urn:schemas-microsoft-com:office:word" xmlns:w="http://schemas.openxmlformats.org/wordprocessingml/2006/main" xmlns:w14="http://schemas.microsoft.com/office/word/2010/wordml" xmlns:w15="http://schemas.microsoft.com/office/word/2012/wordml" xmlns:w16cid="http://schemas.microsoft.com/office/word/2016/wordml/cid" xmlns:w16se="http://schemas.microsoft.com/office/word/2015/wordml/symex" xmlns:wpg="http://schemas.microsoft.com/office/word/2010/wordprocessingGroup" xmlns:wpi="http://schemas.microsoft.com/office/word/2010/wordprocessingInk" xmlns:wne="http://schemas.microsoft.com/office/word/2006/wordml" xmlns:wps="http://schemas.microsoft.com/office/word/2010/wordprocessingShape" mc:Ignorable="w14 w15 w16se w16cid wp14">
   <w:p>
     <w:pPr>
       <w:pStyle w:val="BodyText"/>
@@ -950,11 +949,19 @@
       </w:rPr>
       <w:t xml:space="preserve"> </w:t>
     </w:r>
-    <w:r>
-      <w:rPr>
-        <w:rFonts w:ascii="Calibri"/>
-      </w:rPr>
-      <w:t>Kilpauk,</w:t>
+    <w:proofErr w:type="spellStart"/>
+    <w:r>
+      <w:rPr>
+        <w:rFonts w:ascii="Calibri"/>
+      </w:rPr>
+      <w:t>Kilpauk</w:t>
+    </w:r>
+    <w:proofErr w:type="spellEnd"/>
+    <w:r>
+      <w:rPr>
+        <w:rFonts w:ascii="Calibri"/>
+      </w:rPr>
+      <w:t>,</w:t>
     </w:r>
     <w:r>
       <w:rPr>
@@ -1132,7 +1139,7 @@
 </file>
 
 <file path=word/footnotes.xml><?xml version="1.0" encoding="utf-8"?>
-<w:footnotes xmlns:wpc="http://schemas.microsoft.com/office/word/2010/wordprocessingCanvas" xmlns:cx="http://schemas.microsoft.com/office/drawing/2014/chartex" xmlns:cx1="http://schemas.microsoft.com/office/drawing/2015/9/8/chartex" xmlns:cx2="http://schemas.microsoft.com/office/drawing/2015/10/21/chartex" xmlns:cx3="http://schemas.microsoft.com/office/drawing/2016/5/9/chartex" xmlns:cx4="http://schemas.microsoft.com/office/drawing/2016/5/10/chartex" xmlns:cx5="http://schemas.microsoft.com/office/drawing/2016/5/11/chartex" xmlns:cx6="http://schemas.microsoft.com/office/drawing/2016/5/12/chartex" xmlns:cx7="http://schemas.microsoft.com/office/drawing/2016/5/13/chartex" xmlns:cx8="http://schemas.microsoft.com/office/drawing/2016/5/14/chartex" xmlns:mc="http://schemas.openxmlformats.org/markup-compatibility/2006" xmlns:aink="http://schemas.microsoft.com/office/drawing/2016/ink" xmlns:am3d="http://schemas.microsoft.com/office/drawing/2017/model3d" xmlns:o="urn:schemas-microsoft-com:office:office" xmlns:oel="http://schemas.microsoft.com/office/2019/extlst" xmlns:r="http://schemas.openxmlformats.org/officeDocument/2006/relationships" xmlns:m="http://schemas.openxmlformats.org/officeDocument/2006/math" xmlns:v="urn:schemas-microsoft-com:vml" xmlns:wp14="http://schemas.microsoft.com/office/word/2010/wordprocessingDrawing" xmlns:wp="http://schemas.openxmlformats.org/drawingml/2006/wordprocessingDrawing" xmlns:w10="urn:schemas-microsoft-com:office:word" xmlns:w="http://schemas.openxmlformats.org/wordprocessingml/2006/main" xmlns:w14="http://schemas.microsoft.com/office/word/2010/wordml" xmlns:w15="http://schemas.microsoft.com/office/word/2012/wordml" xmlns:w16cex="http://schemas.microsoft.com/office/word/2018/wordml/cex" xmlns:w16cid="http://schemas.microsoft.com/office/word/2016/wordml/cid" xmlns:w16="http://schemas.microsoft.com/office/word/2018/wordml" xmlns:w16du="http://schemas.microsoft.com/office/word/2023/wordml/word16du" xmlns:w16sdtdh="http://schemas.microsoft.com/office/word/2020/wordml/sdtdatahash" xmlns:w16sdtfl="http://schemas.microsoft.com/office/word/2024/wordml/sdtformatlock" xmlns:w16se="http://schemas.microsoft.com/office/word/2015/wordml/symex" xmlns:wpg="http://schemas.microsoft.com/office/word/2010/wordprocessingGroup" xmlns:wpi="http://schemas.microsoft.com/office/word/2010/wordprocessingInk" xmlns:wne="http://schemas.microsoft.com/office/word/2006/wordml" xmlns:wps="http://schemas.microsoft.com/office/word/2010/wordprocessingShape" mc:Ignorable="w14 w15 w16se w16cid w16 w16cex w16sdtdh w16sdtfl w16du wp14">
+<w:footnotes xmlns:wpc="http://schemas.microsoft.com/office/word/2010/wordprocessingCanvas" xmlns:cx="http://schemas.microsoft.com/office/drawing/2014/chartex" xmlns:cx1="http://schemas.microsoft.com/office/drawing/2015/9/8/chartex" xmlns:cx2="http://schemas.microsoft.com/office/drawing/2015/10/21/chartex" xmlns:cx3="http://schemas.microsoft.com/office/drawing/2016/5/9/chartex" xmlns:cx4="http://schemas.microsoft.com/office/drawing/2016/5/10/chartex" xmlns:cx5="http://schemas.microsoft.com/office/drawing/2016/5/11/chartex" xmlns:cx6="http://schemas.microsoft.com/office/drawing/2016/5/12/chartex" xmlns:cx7="http://schemas.microsoft.com/office/drawing/2016/5/13/chartex" xmlns:cx8="http://schemas.microsoft.com/office/drawing/2016/5/14/chartex" xmlns:mc="http://schemas.openxmlformats.org/markup-compatibility/2006" xmlns:aink="http://schemas.microsoft.com/office/drawing/2016/ink" xmlns:am3d="http://schemas.microsoft.com/office/drawing/2017/model3d" xmlns:o="urn:schemas-microsoft-com:office:office" xmlns:r="http://schemas.openxmlformats.org/officeDocument/2006/relationships" xmlns:m="http://schemas.openxmlformats.org/officeDocument/2006/math" xmlns:v="urn:schemas-microsoft-com:vml" xmlns:wp14="http://schemas.microsoft.com/office/word/2010/wordprocessingDrawing" xmlns:wp="http://schemas.openxmlformats.org/drawingml/2006/wordprocessingDrawing" xmlns:w10="urn:schemas-microsoft-com:office:word" xmlns:w="http://schemas.openxmlformats.org/wordprocessingml/2006/main" xmlns:w14="http://schemas.microsoft.com/office/word/2010/wordml" xmlns:w15="http://schemas.microsoft.com/office/word/2012/wordml" xmlns:w16cid="http://schemas.microsoft.com/office/word/2016/wordml/cid" xmlns:w16se="http://schemas.microsoft.com/office/word/2015/wordml/symex" xmlns:wpg="http://schemas.microsoft.com/office/word/2010/wordprocessingGroup" xmlns:wpi="http://schemas.microsoft.com/office/word/2010/wordprocessingInk" xmlns:wne="http://schemas.microsoft.com/office/word/2006/wordml" xmlns:wps="http://schemas.microsoft.com/office/word/2010/wordprocessingShape" mc:Ignorable="w14 w15 w16se w16cid wp14">
   <w:footnote w:type="separator" w:id="-1">
     <w:p>
       <w:pPr>
@@ -1157,7 +1164,7 @@
 </file>
 
 <file path=word/header1.xml><?xml version="1.0" encoding="utf-8"?>
-<w:hdr xmlns:wpc="http://schemas.microsoft.com/office/word/2010/wordprocessingCanvas" xmlns:cx="http://schemas.microsoft.com/office/drawing/2014/chartex" xmlns:cx1="http://schemas.microsoft.com/office/drawing/2015/9/8/chartex" xmlns:cx2="http://schemas.microsoft.com/office/drawing/2015/10/21/chartex" xmlns:cx3="http://schemas.microsoft.com/office/drawing/2016/5/9/chartex" xmlns:cx4="http://schemas.microsoft.com/office/drawing/2016/5/10/chartex" xmlns:cx5="http://schemas.microsoft.com/office/drawing/2016/5/11/chartex" xmlns:cx6="http://schemas.microsoft.com/office/drawing/2016/5/12/chartex" xmlns:cx7="http://schemas.microsoft.com/office/drawing/2016/5/13/chartex" xmlns:cx8="http://schemas.microsoft.com/office/drawing/2016/5/14/chartex" xmlns:mc="http://schemas.openxmlformats.org/markup-compatibility/2006" xmlns:aink="http://schemas.microsoft.com/office/drawing/2016/ink" xmlns:am3d="http://schemas.microsoft.com/office/drawing/2017/model3d" xmlns:o="urn:schemas-microsoft-com:office:office" xmlns:oel="http://schemas.microsoft.com/office/2019/extlst" xmlns:r="http://schemas.openxmlformats.org/officeDocument/2006/relationships" xmlns:m="http://schemas.openxmlformats.org/officeDocument/2006/math" xmlns:v="urn:schemas-microsoft-com:vml" xmlns:wp14="http://schemas.microsoft.com/office/word/2010/wordprocessingDrawing" xmlns:wp="http://schemas.openxmlformats.org/drawingml/2006/wordprocessingDrawing" xmlns:w10="urn:schemas-microsoft-com:office:word" xmlns:w="http://schemas.openxmlformats.org/wordprocessingml/2006/main" xmlns:w14="http://schemas.microsoft.com/office/word/2010/wordml" xmlns:w15="http://schemas.microsoft.com/office/word/2012/wordml" xmlns:w16cex="http://schemas.microsoft.com/office/word/2018/wordml/cex" xmlns:w16cid="http://schemas.microsoft.com/office/word/2016/wordml/cid" xmlns:w16="http://schemas.microsoft.com/office/word/2018/wordml" xmlns:w16du="http://schemas.microsoft.com/office/word/2023/wordml/word16du" xmlns:w16sdtdh="http://schemas.microsoft.com/office/word/2020/wordml/sdtdatahash" xmlns:w16sdtfl="http://schemas.microsoft.com/office/word/2024/wordml/sdtformatlock" xmlns:w16se="http://schemas.microsoft.com/office/word/2015/wordml/symex" xmlns:wpg="http://schemas.microsoft.com/office/word/2010/wordprocessingGroup" xmlns:wpi="http://schemas.microsoft.com/office/word/2010/wordprocessingInk" xmlns:wne="http://schemas.microsoft.com/office/word/2006/wordml" xmlns:wps="http://schemas.microsoft.com/office/word/2010/wordprocessingShape" mc:Ignorable="w14 w15 w16se w16cid w16 w16cex w16sdtdh w16sdtfl w16du wp14">
+<w:hdr xmlns:wpc="http://schemas.microsoft.com/office/word/2010/wordprocessingCanvas" xmlns:cx="http://schemas.microsoft.com/office/drawing/2014/chartex" xmlns:cx1="http://schemas.microsoft.com/office/drawing/2015/9/8/chartex" xmlns:cx2="http://schemas.microsoft.com/office/drawing/2015/10/21/chartex" xmlns:cx3="http://schemas.microsoft.com/office/drawing/2016/5/9/chartex" xmlns:cx4="http://schemas.microsoft.com/office/drawing/2016/5/10/chartex" xmlns:cx5="http://schemas.microsoft.com/office/drawing/2016/5/11/chartex" xmlns:cx6="http://schemas.microsoft.com/office/drawing/2016/5/12/chartex" xmlns:cx7="http://schemas.microsoft.com/office/drawing/2016/5/13/chartex" xmlns:cx8="http://schemas.microsoft.com/office/drawing/2016/5/14/chartex" xmlns:mc="http://schemas.openxmlformats.org/markup-compatibility/2006" xmlns:aink="http://schemas.microsoft.com/office/drawing/2016/ink" xmlns:am3d="http://schemas.microsoft.com/office/drawing/2017/model3d" xmlns:o="urn:schemas-microsoft-com:office:office" xmlns:r="http://schemas.openxmlformats.org/officeDocument/2006/relationships" xmlns:m="http://schemas.openxmlformats.org/officeDocument/2006/math" xmlns:v="urn:schemas-microsoft-com:vml" xmlns:wp14="http://schemas.microsoft.com/office/word/2010/wordprocessingDrawing" xmlns:wp="http://schemas.openxmlformats.org/drawingml/2006/wordprocessingDrawing" xmlns:w10="urn:schemas-microsoft-com:office:word" xmlns:w="http://schemas.openxmlformats.org/wordprocessingml/2006/main" xmlns:w14="http://schemas.microsoft.com/office/word/2010/wordml" xmlns:w15="http://schemas.microsoft.com/office/word/2012/wordml" xmlns:w16cid="http://schemas.microsoft.com/office/word/2016/wordml/cid" xmlns:w16se="http://schemas.microsoft.com/office/word/2015/wordml/symex" xmlns:wpg="http://schemas.microsoft.com/office/word/2010/wordprocessingGroup" xmlns:wpi="http://schemas.microsoft.com/office/word/2010/wordprocessingInk" xmlns:wne="http://schemas.microsoft.com/office/word/2006/wordml" xmlns:wps="http://schemas.microsoft.com/office/word/2010/wordprocessingShape" mc:Ignorable="w14 w15 w16se w16cid wp14">
   <w:p>
     <w:pPr>
       <w:pStyle w:val="Header"/>
@@ -1229,7 +1236,7 @@
 </file>
 
 <file path=word/numbering.xml><?xml version="1.0" encoding="utf-8"?>
-<w:numbering xmlns:wpc="http://schemas.microsoft.com/office/word/2010/wordprocessingCanvas" xmlns:cx="http://schemas.microsoft.com/office/drawing/2014/chartex" xmlns:cx1="http://schemas.microsoft.com/office/drawing/2015/9/8/chartex" xmlns:cx2="http://schemas.microsoft.com/office/drawing/2015/10/21/chartex" xmlns:cx3="http://schemas.microsoft.com/office/drawing/2016/5/9/chartex" xmlns:cx4="http://schemas.microsoft.com/office/drawing/2016/5/10/chartex" xmlns:cx5="http://schemas.microsoft.com/office/drawing/2016/5/11/chartex" xmlns:cx6="http://schemas.microsoft.com/office/drawing/2016/5/12/chartex" xmlns:cx7="http://schemas.microsoft.com/office/drawing/2016/5/13/chartex" xmlns:cx8="http://schemas.microsoft.com/office/drawing/2016/5/14/chartex" xmlns:mc="http://schemas.openxmlformats.org/markup-compatibility/2006" xmlns:aink="http://schemas.microsoft.com/office/drawing/2016/ink" xmlns:am3d="http://schemas.microsoft.com/office/drawing/2017/model3d" xmlns:o="urn:schemas-microsoft-com:office:office" xmlns:oel="http://schemas.microsoft.com/office/2019/extlst" xmlns:r="http://schemas.openxmlformats.org/officeDocument/2006/relationships" xmlns:m="http://schemas.openxmlformats.org/officeDocument/2006/math" xmlns:v="urn:schemas-microsoft-com:vml" xmlns:wp14="http://schemas.microsoft.com/office/word/2010/wordprocessingDrawing" xmlns:wp="http://schemas.openxmlformats.org/drawingml/2006/wordprocessingDrawing" xmlns:w10="urn:schemas-microsoft-com:office:word" xmlns:w="http://schemas.openxmlformats.org/wordprocessingml/2006/main" xmlns:w14="http://schemas.microsoft.com/office/word/2010/wordml" xmlns:w15="http://schemas.microsoft.com/office/word/2012/wordml" xmlns:w16cex="http://schemas.microsoft.com/office/word/2018/wordml/cex" xmlns:w16cid="http://schemas.microsoft.com/office/word/2016/wordml/cid" xmlns:w16="http://schemas.microsoft.com/office/word/2018/wordml" xmlns:w16du="http://schemas.microsoft.com/office/word/2023/wordml/word16du" xmlns:w16sdtdh="http://schemas.microsoft.com/office/word/2020/wordml/sdtdatahash" xmlns:w16sdtfl="http://schemas.microsoft.com/office/word/2024/wordml/sdtformatlock" xmlns:w16se="http://schemas.microsoft.com/office/word/2015/wordml/symex" xmlns:wpg="http://schemas.microsoft.com/office/word/2010/wordprocessingGroup" xmlns:wpi="http://schemas.microsoft.com/office/word/2010/wordprocessingInk" xmlns:wne="http://schemas.microsoft.com/office/word/2006/wordml" xmlns:wps="http://schemas.microsoft.com/office/word/2010/wordprocessingShape" mc:Ignorable="w14 w15 w16se w16cid w16 w16cex w16sdtdh w16sdtfl w16du wp14">
+<w:numbering xmlns:wpc="http://schemas.microsoft.com/office/word/2010/wordprocessingCanvas" xmlns:cx="http://schemas.microsoft.com/office/drawing/2014/chartex" xmlns:cx1="http://schemas.microsoft.com/office/drawing/2015/9/8/chartex" xmlns:cx2="http://schemas.microsoft.com/office/drawing/2015/10/21/chartex" xmlns:cx3="http://schemas.microsoft.com/office/drawing/2016/5/9/chartex" xmlns:cx4="http://schemas.microsoft.com/office/drawing/2016/5/10/chartex" xmlns:cx5="http://schemas.microsoft.com/office/drawing/2016/5/11/chartex" xmlns:cx6="http://schemas.microsoft.com/office/drawing/2016/5/12/chartex" xmlns:cx7="http://schemas.microsoft.com/office/drawing/2016/5/13/chartex" xmlns:cx8="http://schemas.microsoft.com/office/drawing/2016/5/14/chartex" xmlns:mc="http://schemas.openxmlformats.org/markup-compatibility/2006" xmlns:aink="http://schemas.microsoft.com/office/drawing/2016/ink" xmlns:am3d="http://schemas.microsoft.com/office/drawing/2017/model3d" xmlns:o="urn:schemas-microsoft-com:office:office" xmlns:r="http://schemas.openxmlformats.org/officeDocument/2006/relationships" xmlns:m="http://schemas.openxmlformats.org/officeDocument/2006/math" xmlns:v="urn:schemas-microsoft-com:vml" xmlns:wp14="http://schemas.microsoft.com/office/word/2010/wordprocessingDrawing" xmlns:wp="http://schemas.openxmlformats.org/drawingml/2006/wordprocessingDrawing" xmlns:w10="urn:schemas-microsoft-com:office:word" xmlns:w="http://schemas.openxmlformats.org/wordprocessingml/2006/main" xmlns:w14="http://schemas.microsoft.com/office/word/2010/wordml" xmlns:w15="http://schemas.microsoft.com/office/word/2012/wordml" xmlns:w16cid="http://schemas.microsoft.com/office/word/2016/wordml/cid" xmlns:w16se="http://schemas.microsoft.com/office/word/2015/wordml/symex" xmlns:wpg="http://schemas.microsoft.com/office/word/2010/wordprocessingGroup" xmlns:wpi="http://schemas.microsoft.com/office/word/2010/wordprocessingInk" xmlns:wne="http://schemas.microsoft.com/office/word/2006/wordml" xmlns:wps="http://schemas.microsoft.com/office/word/2010/wordprocessingShape" mc:Ignorable="w14 w15 w16se w16cid wp14">
   <w:abstractNum w:abstractNumId="0" w15:restartNumberingAfterBreak="0">
     <w:nsid w:val="0EDE1771"/>
     <w:multiLevelType w:val="multilevel"/>
@@ -2350,35 +2357,35 @@
       </w:rPr>
     </w:lvl>
   </w:abstractNum>
-  <w:num w:numId="1" w16cid:durableId="1213810033">
+  <w:num w:numId="1">
     <w:abstractNumId w:val="7"/>
   </w:num>
-  <w:num w:numId="2" w16cid:durableId="646737936">
+  <w:num w:numId="2">
     <w:abstractNumId w:val="2"/>
   </w:num>
-  <w:num w:numId="3" w16cid:durableId="468981503">
+  <w:num w:numId="3">
     <w:abstractNumId w:val="5"/>
   </w:num>
-  <w:num w:numId="4" w16cid:durableId="1270241207">
+  <w:num w:numId="4">
     <w:abstractNumId w:val="4"/>
   </w:num>
-  <w:num w:numId="5" w16cid:durableId="577176028">
+  <w:num w:numId="5">
     <w:abstractNumId w:val="6"/>
   </w:num>
-  <w:num w:numId="6" w16cid:durableId="1221214283">
+  <w:num w:numId="6">
     <w:abstractNumId w:val="1"/>
   </w:num>
-  <w:num w:numId="7" w16cid:durableId="523134713">
+  <w:num w:numId="7">
     <w:abstractNumId w:val="0"/>
   </w:num>
-  <w:num w:numId="8" w16cid:durableId="2010253545">
+  <w:num w:numId="8">
     <w:abstractNumId w:val="3"/>
   </w:num>
 </w:numbering>
 </file>
 
 <file path=word/styles.xml><?xml version="1.0" encoding="utf-8"?>
-<w:styles xmlns:mc="http://schemas.openxmlformats.org/markup-compatibility/2006" xmlns:r="http://schemas.openxmlformats.org/officeDocument/2006/relationships" xmlns:w="http://schemas.openxmlformats.org/wordprocessingml/2006/main" xmlns:w14="http://schemas.microsoft.com/office/word/2010/wordml" xmlns:w15="http://schemas.microsoft.com/office/word/2012/wordml" xmlns:w16cex="http://schemas.microsoft.com/office/word/2018/wordml/cex" xmlns:w16cid="http://schemas.microsoft.com/office/word/2016/wordml/cid" xmlns:w16="http://schemas.microsoft.com/office/word/2018/wordml" xmlns:w16du="http://schemas.microsoft.com/office/word/2023/wordml/word16du" xmlns:w16sdtdh="http://schemas.microsoft.com/office/word/2020/wordml/sdtdatahash" xmlns:w16sdtfl="http://schemas.microsoft.com/office/word/2024/wordml/sdtformatlock" xmlns:w16se="http://schemas.microsoft.com/office/word/2015/wordml/symex" mc:Ignorable="w14 w15 w16se w16cid w16 w16cex w16sdtdh w16sdtfl w16du">
+<w:styles xmlns:mc="http://schemas.openxmlformats.org/markup-compatibility/2006" xmlns:r="http://schemas.openxmlformats.org/officeDocument/2006/relationships" xmlns:w="http://schemas.openxmlformats.org/wordprocessingml/2006/main" xmlns:w14="http://schemas.microsoft.com/office/word/2010/wordml" xmlns:w15="http://schemas.microsoft.com/office/word/2012/wordml" xmlns:w16cid="http://schemas.microsoft.com/office/word/2016/wordml/cid" xmlns:w16se="http://schemas.microsoft.com/office/word/2015/wordml/symex" mc:Ignorable="w14 w15 w16se w16cid">
   <w:docDefaults>
     <w:rPrDefault>
       <w:rPr>
@@ -2394,7 +2401,7 @@
       </w:pPr>
     </w:pPrDefault>
   </w:docDefaults>
-  <w:latentStyles w:defLockedState="0" w:defUIPriority="99" w:defSemiHidden="0" w:defUnhideWhenUsed="0" w:defQFormat="0" w:count="376">
+  <w:latentStyles w:defLockedState="0" w:defUIPriority="99" w:defSemiHidden="0" w:defUnhideWhenUsed="0" w:defQFormat="0" w:count="375">
     <w:lsdException w:name="Normal" w:uiPriority="0" w:qFormat="1"/>
     <w:lsdException w:name="heading 1" w:uiPriority="9" w:qFormat="1"/>
     <w:lsdException w:name="heading 2" w:semiHidden="1" w:uiPriority="9" w:unhideWhenUsed="1" w:qFormat="1"/>
@@ -2770,7 +2777,6 @@
     <w:lsdException w:name="Smart Hyperlink" w:semiHidden="1" w:unhideWhenUsed="1"/>
     <w:lsdException w:name="Hashtag" w:semiHidden="1" w:unhideWhenUsed="1"/>
     <w:lsdException w:name="Unresolved Mention" w:semiHidden="1" w:unhideWhenUsed="1"/>
-    <w:lsdException w:name="Smart Link" w:semiHidden="1" w:unhideWhenUsed="1"/>
   </w:latentStyles>
   <w:style w:type="paragraph" w:default="1" w:styleId="Normal">
     <w:name w:val="Normal"/>
